--- a/docs/tolov-savollari/shartnoma-2026-taklif-toza.docx
+++ b/docs/tolov-savollari/shartnoma-2026-taklif-toza.docx
@@ -1760,7 +1760,7 @@
           <w:szCs w:val="22"/>
           <w:lang w:val="en-US"/>
         </w:rPr>
-        <w:t xml:space="preserve">3.4.  Oylik to'lov kalendar oy uchun belgilanadi va oydagi darslar soniga qarab o'zgarmaydi. 1 dars qiymati oylik to'lovni shu oyda guruh jadvali bo'yicha rejalashtirilgan darslar soniga bo'lish orqali aniqlanadi va oy o'rtasida boshlanganda, kurs o'zgarganda hamda 6.2-band bo'yicha hisob-kitobda qo'llaniladi. Oy o'rtasida boshlagan Ta'lim oluvchi shu oyning qolgan darslari uchun to'laydi.</w:t>
+        <w:t xml:space="preserve">3.4.  Oylik to'lov kalendar oy uchun belgilanadi va oydagi darslar soniga qarab o'zgarmaydi. 1 dars qiymati oylik to'lovni shu oyda guruh jadvali bo'yicha rejalashtirilgan darslar soniga bo'lish orqali aniqlanadi va oy o'rtasida boshlanganda, kurs o'zgarganda hamda 6.2-band bo'yicha hisob-kitobda qo'llaniladi. Oy o'rtasida boshlagan Ta'lim oluvchi shu oyning qolgan darslari uchun to'laydi. Daraja oy o'rtasida yakunlansa, shu oy uchun faqat daraja yakunlanguniga qadar o'tilgan darslar haqi 1 dars qiymati bo'yicha to'lanadi; bu 6.2-band bo'yicha bekor qilish hisoblanmaydi.</w:t>
       </w:r>
     </w:p>
     <w:p>
